--- a/outputs/website-redesign/2026-07-29-homepage-copy.docx
+++ b/outputs/website-redesign/2026-07-29-homepage-copy.docx
@@ -17,7 +17,7 @@
           <w:color w:val="666666"/>
           <w:sz w:val="18"/>
         </w:rPr>
-        <w:t>Updated 2026-07-29 per Jackie's Word comments on Draft 2: renamed the "How I Work" section (neither that nor "How This Works" landed), added real client-since years for Raffi Saroyan and Anne Laguzza. Client quotes still need fresh sign-off from each client for public website use before this goes live.</w:t>
+        <w:t>Updated 2026-07-29 per Jackie's Word comments on Draft 2: renamed the "How I Work" section (neither that nor "How This Works" landed), added real client-since years for Raffi Saroyan and Anne Laguzza. Updated 2026-08-03: added a Raffi Saroyan hero pull-quote and a John Lanza testimonial per Jackie's decisions on the mockup-reconciliation pass. Client quotes still need fresh sign-off from each client for public website use before this goes live — sign-off list is now Mark Chapman, Raffi Saroyan (quoted twice), Laura Labovich, Anne Laguzza, John Lanza, Naya Troup.</w:t>
       </w:r>
     </w:p>
     <w:p/>
@@ -57,6 +57,26 @@
           <w:sz w:val="22"/>
         </w:rPr>
         <w:t>CTA: Start the Conversation</w:t>
+      </w:r>
+    </w:p>
+    <w:p>
+      <w:pPr/>
+      <w:r>
+        <w:rPr>
+          <w:i/>
+        </w:rPr>
+        <w:t>“There is no one else doing what Jackie does, at this level, for entrepreneurs like us.” — Raffi Saroyan, Showroom Exchange, client since 2012</w:t>
+      </w:r>
+    </w:p>
+    <w:p>
+      <w:pPr/>
+      <w:r>
+        <w:rPr>
+          <w:i/>
+          <w:color w:val="666666"/>
+          <w:sz w:val="18"/>
+        </w:rPr>
+        <w:t>(Hero pull-quote, added 2026-08-03 — Jackie chose to use this Raffi quote in the hero and the "30,000-ft view" quote in What Clients Say below, rather than picking just one.)</w:t>
       </w:r>
     </w:p>
     <w:p>
@@ -168,11 +188,42 @@
       </w:r>
     </w:p>
     <w:p>
+      <w:pPr/>
+      <w:r>
+        <w:rPr>
+          <w:i/>
+        </w:rPr>
+        <w:t>“Jackie doesn’t just cheer — she rolls up her sleeves and engages with the actual problem until something concrete comes out the other side.” — Naya Troup, First Legal Services, client since 2010</w:t>
+      </w:r>
+    </w:p>
+    <w:p>
+      <w:pPr/>
+      <w:r>
+        <w:rPr>
+          <w:i/>
+          <w:color w:val="666666"/>
+          <w:sz w:val="18"/>
+        </w:rPr>
+        <w:t>(Moved here 2026-08-03 from What Clients Say, as part of the testimonial trim — better thematic fit for Personalized, Not Packaged, since it’s literally about hands-on collaborative work style. Also cited in the positioning brief’s "Practical Collaboration, Not Cheerleading" theme. Pending sign-off.)</w:t>
+      </w:r>
+    </w:p>
+    <w:p>
       <w:pPr>
         <w:pStyle w:val="Heading1"/>
       </w:pPr>
       <w:r>
         <w:t>What Clients Say</w:t>
+      </w:r>
+    </w:p>
+    <w:p>
+      <w:pPr/>
+      <w:r>
+        <w:rPr>
+          <w:i/>
+          <w:color w:val="666666"/>
+          <w:sz w:val="18"/>
+        </w:rPr>
+        <w:t>Trimmed 2026-08-03 from 5 quotes to 4, per Jackie’s request to curate rather than stack every sourced quote. Naya Troup’s quote moved to Personalized, Not Packaged above rather than cut outright. Raffi and John Lanza both stay despite covering similar objectivity/clarity ground — both were individually confirmed by Jackie (Raffi’s two-quote placement, Lanza’s “keep it” decision), so neither was cut without asking.</w:t>
       </w:r>
     </w:p>
     <w:p>
@@ -215,6 +266,26 @@
           <w:sz w:val="22"/>
         </w:rPr>
         <w:t>“In a world where there seem to be so many grifts, Jackie is genuine.” — Anne Laguzza, The Works Consulting, client since 2003</w:t>
+      </w:r>
+    </w:p>
+    <w:p>
+      <w:pPr/>
+      <w:r>
+        <w:rPr>
+          <w:i/>
+        </w:rPr>
+        <w:t>“Her ability to distill the problems you’re actually facing — versus the ones you think you’re facing — is uncanny.” — John Lanza, The Money Mammals, client since 2016</w:t>
+      </w:r>
+    </w:p>
+    <w:p>
+      <w:pPr/>
+      <w:r>
+        <w:rPr>
+          <w:i/>
+          <w:color w:val="666666"/>
+          <w:sz w:val="18"/>
+        </w:rPr>
+        <w:t>(Added 2026-08-03, kept per Jackie’s decision — pending sign-off, see note above.)</w:t>
       </w:r>
     </w:p>
     <w:p>
